--- a/2nd Paper Chapter 3 পরিমাণগত রসায়ন/New add file chap 3.docx
+++ b/2nd Paper Chapter 3 পরিমাণগত রসায়ন/New add file chap 3.docx
@@ -2396,7 +2396,43 @@
           <w:sz w:val="20"/>
           <w:szCs w:val="20"/>
         </w:rPr>
-        <w:t xml:space="preserve"> হলো অ্যাসিডের </w:t>
+        <w:t xml:space="preserve"> </w:t>
+      </w:r>
+      <w:proofErr w:type="spellStart"/>
+      <w:r>
+        <w:rPr>
+          <w:rFonts w:ascii="Kalpurush" w:eastAsia="Times New Roman" w:hAnsi="Kalpurush" w:cs="Kalpurush"/>
+          <w:sz w:val="20"/>
+          <w:szCs w:val="20"/>
+        </w:rPr>
+        <w:t>হলো</w:t>
+      </w:r>
+      <w:proofErr w:type="spellEnd"/>
+      <w:r>
+        <w:rPr>
+          <w:rFonts w:ascii="Kalpurush" w:eastAsia="Times New Roman" w:hAnsi="Kalpurush" w:cs="Kalpurush"/>
+          <w:sz w:val="20"/>
+          <w:szCs w:val="20"/>
+        </w:rPr>
+        <w:t xml:space="preserve"> </w:t>
+      </w:r>
+      <w:proofErr w:type="spellStart"/>
+      <w:r>
+        <w:rPr>
+          <w:rFonts w:ascii="Kalpurush" w:eastAsia="Times New Roman" w:hAnsi="Kalpurush" w:cs="Kalpurush"/>
+          <w:sz w:val="20"/>
+          <w:szCs w:val="20"/>
+        </w:rPr>
+        <w:t>অ্যাসিডের</w:t>
+      </w:r>
+      <w:proofErr w:type="spellEnd"/>
+      <w:r>
+        <w:rPr>
+          <w:rFonts w:ascii="Kalpurush" w:eastAsia="Times New Roman" w:hAnsi="Kalpurush" w:cs="Kalpurush"/>
+          <w:sz w:val="20"/>
+          <w:szCs w:val="20"/>
+        </w:rPr>
+        <w:t xml:space="preserve"> </w:t>
       </w:r>
       <w:proofErr w:type="spellStart"/>
       <w:r>
@@ -2550,25 +2586,7 @@
           <w:sz w:val="20"/>
           <w:szCs w:val="20"/>
         </w:rPr>
-        <w:t xml:space="preserve"> হলো ক্ষারের আয়তন ও মোলার ঘনমাত্রা। বহু-অম্লীয় অ্যাসিড বা ক্ষারের ক্ষেত্রে বিক্রিয়ায় অংশগ্রহণকারী </w:t>
-      </w:r>
-      <w:proofErr w:type="spellStart"/>
-      <w:r>
-        <w:rPr>
-          <w:rFonts w:ascii="Kalpurush" w:eastAsia="Times New Roman" w:hAnsi="Kalpurush" w:cs="Kalpurush"/>
-          <w:sz w:val="20"/>
-          <w:szCs w:val="20"/>
-        </w:rPr>
-        <w:t>মোল</w:t>
-      </w:r>
-      <w:proofErr w:type="spellEnd"/>
-      <w:r>
-        <w:rPr>
-          <w:rFonts w:ascii="Kalpurush" w:eastAsia="Times New Roman" w:hAnsi="Kalpurush" w:cs="Kalpurush"/>
-          <w:sz w:val="20"/>
-          <w:szCs w:val="20"/>
-        </w:rPr>
-        <w:t xml:space="preserve"> </w:t>
+        <w:t xml:space="preserve"> হলো ক্ষারের আয়তন ও মোলার ঘনমাত্রা। বহু-অম্লীয় অ্যাসিড বা ক্ষারের ক্ষেত্রে বিক্রিয়ায় অংশগ্রহণকারী মোল </w:t>
       </w:r>
       <w:proofErr w:type="spellStart"/>
       <w:r>
@@ -7236,10 +7254,10 @@
           <w:noProof/>
         </w:rPr>
         <w:drawing>
-          <wp:inline distT="0" distB="0" distL="0" distR="0" wp14:anchorId="0DA0EA84" wp14:editId="78B8F50F">
-            <wp:extent cx="5731510" cy="3426460"/>
-            <wp:effectExtent l="0" t="0" r="2540" b="2540"/>
-            <wp:docPr id="2" name="Picture 2"/>
+          <wp:inline distT="0" distB="0" distL="0" distR="0" wp14:anchorId="21B28D33" wp14:editId="35436340">
+            <wp:extent cx="5731510" cy="3423920"/>
+            <wp:effectExtent l="0" t="0" r="2540" b="5080"/>
+            <wp:docPr id="3" name="Picture 3"/>
             <wp:cNvGraphicFramePr>
               <a:graphicFrameLocks xmlns:a="http://schemas.openxmlformats.org/drawingml/2006/main" noChangeAspect="1"/>
             </wp:cNvGraphicFramePr>
@@ -7268,7 +7286,7 @@
                   <pic:spPr bwMode="auto">
                     <a:xfrm>
                       <a:off x="0" y="0"/>
-                      <a:ext cx="5731510" cy="3426460"/>
+                      <a:ext cx="5731510" cy="3423920"/>
                     </a:xfrm>
                     <a:prstGeom prst="rect">
                       <a:avLst/>
@@ -7325,12 +7343,32 @@
       <w:proofErr w:type="spellStart"/>
       <w:r>
         <w:rPr>
+          <w:rFonts w:ascii="Kalpurush" w:hAnsi="Kalpurush" w:cs="Kalpurush"/>
+          <w:color w:val="1F3864" w:themeColor="accent1" w:themeShade="80"/>
+          <w:sz w:val="22"/>
+          <w:szCs w:val="22"/>
+        </w:rPr>
+        <w:t>সবল</w:t>
+      </w:r>
+      <w:proofErr w:type="spellEnd"/>
+      <w:r>
+        <w:rPr>
+          <w:rFonts w:ascii="Kalpurush" w:hAnsi="Kalpurush" w:cs="Kalpurush"/>
+          <w:color w:val="1F3864" w:themeColor="accent1" w:themeShade="80"/>
+          <w:sz w:val="22"/>
+          <w:szCs w:val="22"/>
+        </w:rPr>
+        <w:t xml:space="preserve"> </w:t>
+      </w:r>
+      <w:proofErr w:type="spellStart"/>
+      <w:r>
+        <w:rPr>
           <w:rFonts w:ascii="Kalpurush" w:hAnsi="Kalpurush" w:cs="Kalpurush" w:hint="cs"/>
           <w:color w:val="1F3864" w:themeColor="accent1" w:themeShade="80"/>
           <w:sz w:val="22"/>
           <w:szCs w:val="22"/>
         </w:rPr>
-        <w:t>শক্তিশালী</w:t>
+        <w:t>অ্যাসিড</w:t>
       </w:r>
       <w:proofErr w:type="spellEnd"/>
       <w:r>
@@ -7340,37 +7378,17 @@
           <w:sz w:val="22"/>
           <w:szCs w:val="22"/>
         </w:rPr>
-        <w:t xml:space="preserve"> </w:t>
-      </w:r>
-      <w:proofErr w:type="spellStart"/>
-      <w:r>
-        <w:rPr>
-          <w:rFonts w:ascii="Kalpurush" w:hAnsi="Kalpurush" w:cs="Kalpurush" w:hint="cs"/>
+        <w:t>–</w:t>
+      </w:r>
+      <w:proofErr w:type="spellStart"/>
+      <w:r>
+        <w:rPr>
+          <w:rFonts w:ascii="Kalpurush" w:hAnsi="Kalpurush" w:cs="Kalpurush"/>
           <w:color w:val="1F3864" w:themeColor="accent1" w:themeShade="80"/>
           <w:sz w:val="22"/>
           <w:szCs w:val="22"/>
         </w:rPr>
-        <w:t>অ্যাসিড</w:t>
-      </w:r>
-      <w:proofErr w:type="spellEnd"/>
-      <w:r>
-        <w:rPr>
-          <w:rFonts w:ascii="Kalpurush" w:hAnsi="Kalpurush" w:cs="Kalpurush" w:hint="eastAsia"/>
-          <w:color w:val="1F3864" w:themeColor="accent1" w:themeShade="80"/>
-          <w:sz w:val="22"/>
-          <w:szCs w:val="22"/>
-        </w:rPr>
-        <w:t>–</w:t>
-      </w:r>
-      <w:proofErr w:type="spellStart"/>
-      <w:r>
-        <w:rPr>
-          <w:rFonts w:ascii="Kalpurush" w:hAnsi="Kalpurush" w:cs="Kalpurush" w:hint="cs"/>
-          <w:color w:val="1F3864" w:themeColor="accent1" w:themeShade="80"/>
-          <w:sz w:val="22"/>
-          <w:szCs w:val="22"/>
-        </w:rPr>
-        <w:t>শক্তিশালী</w:t>
+        <w:t>সবল</w:t>
       </w:r>
       <w:proofErr w:type="spellEnd"/>
       <w:r>
@@ -11154,10 +11172,10 @@
           <w:noProof/>
         </w:rPr>
         <w:drawing>
-          <wp:inline distT="0" distB="0" distL="0" distR="0" wp14:anchorId="74EB77C1" wp14:editId="5C6940F0">
-            <wp:extent cx="5594350" cy="3251200"/>
-            <wp:effectExtent l="0" t="0" r="6350" b="6350"/>
-            <wp:docPr id="4" name="Picture 4"/>
+          <wp:inline distT="0" distB="0" distL="0" distR="0" wp14:anchorId="74A1BA39" wp14:editId="5C3F89A7">
+            <wp:extent cx="5593080" cy="3251200"/>
+            <wp:effectExtent l="0" t="0" r="7620" b="6350"/>
+            <wp:docPr id="9" name="Picture 9"/>
             <wp:cNvGraphicFramePr>
               <a:graphicFrameLocks xmlns:a="http://schemas.openxmlformats.org/drawingml/2006/main" noChangeAspect="1"/>
             </wp:cNvGraphicFramePr>
@@ -11165,7 +11183,7 @@
               <a:graphicData uri="http://schemas.openxmlformats.org/drawingml/2006/picture">
                 <pic:pic xmlns:pic="http://schemas.openxmlformats.org/drawingml/2006/picture">
                   <pic:nvPicPr>
-                    <pic:cNvPr id="0" name="Picture 5"/>
+                    <pic:cNvPr id="0" name="Picture 3"/>
                     <pic:cNvPicPr>
                       <a:picLocks noChangeAspect="1" noChangeArrowheads="1"/>
                     </pic:cNvPicPr>
@@ -11186,7 +11204,7 @@
                   <pic:spPr bwMode="auto">
                     <a:xfrm>
                       <a:off x="0" y="0"/>
-                      <a:ext cx="5594350" cy="3251200"/>
+                      <a:ext cx="5593080" cy="3251200"/>
                     </a:xfrm>
                     <a:prstGeom prst="rect">
                       <a:avLst/>
@@ -11283,12 +11301,12 @@
       <w:proofErr w:type="spellStart"/>
       <w:r>
         <w:rPr>
-          <w:rFonts w:ascii="Kalpurush" w:hAnsi="Kalpurush" w:cs="Kalpurush" w:hint="cs"/>
+          <w:rFonts w:ascii="Kalpurush" w:hAnsi="Kalpurush" w:cs="Kalpurush"/>
           <w:color w:val="1F3864" w:themeColor="accent1" w:themeShade="80"/>
           <w:sz w:val="20"/>
           <w:szCs w:val="20"/>
         </w:rPr>
-        <w:t>শক্তিশালী</w:t>
+        <w:t>সবল</w:t>
       </w:r>
       <w:proofErr w:type="spellEnd"/>
       <w:r>
@@ -14394,10 +14412,10 @@
           <w:noProof/>
         </w:rPr>
         <w:drawing>
-          <wp:inline distT="0" distB="0" distL="0" distR="0" wp14:anchorId="56C460DE" wp14:editId="707B0BD7">
-            <wp:extent cx="5731510" cy="3343275"/>
-            <wp:effectExtent l="0" t="0" r="2540" b="9525"/>
-            <wp:docPr id="5" name="Picture 5"/>
+          <wp:inline distT="0" distB="0" distL="0" distR="0" wp14:anchorId="053A11F1" wp14:editId="2BAA1429">
+            <wp:extent cx="5731510" cy="3348990"/>
+            <wp:effectExtent l="0" t="0" r="2540" b="3810"/>
+            <wp:docPr id="12" name="Picture 12"/>
             <wp:cNvGraphicFramePr>
               <a:graphicFrameLocks xmlns:a="http://schemas.openxmlformats.org/drawingml/2006/main" noChangeAspect="1"/>
             </wp:cNvGraphicFramePr>
@@ -14405,7 +14423,7 @@
               <a:graphicData uri="http://schemas.openxmlformats.org/drawingml/2006/picture">
                 <pic:pic xmlns:pic="http://schemas.openxmlformats.org/drawingml/2006/picture">
                   <pic:nvPicPr>
-                    <pic:cNvPr id="0" name="Picture 7"/>
+                    <pic:cNvPr id="0" name="Picture 5"/>
                     <pic:cNvPicPr>
                       <a:picLocks noChangeAspect="1" noChangeArrowheads="1"/>
                     </pic:cNvPicPr>
@@ -14426,7 +14444,7 @@
                   <pic:spPr bwMode="auto">
                     <a:xfrm>
                       <a:off x="0" y="0"/>
-                      <a:ext cx="5731510" cy="3343275"/>
+                      <a:ext cx="5731510" cy="3348990"/>
                     </a:xfrm>
                     <a:prstGeom prst="rect">
                       <a:avLst/>
@@ -14478,12 +14496,12 @@
       <w:proofErr w:type="spellStart"/>
       <w:r>
         <w:rPr>
-          <w:rFonts w:ascii="Kalpurush" w:hAnsi="Kalpurush" w:cs="Kalpurush" w:hint="cs"/>
+          <w:rFonts w:ascii="Kalpurush" w:hAnsi="Kalpurush" w:cs="Kalpurush"/>
           <w:color w:val="1F3864" w:themeColor="accent1" w:themeShade="80"/>
           <w:sz w:val="20"/>
           <w:szCs w:val="20"/>
         </w:rPr>
-        <w:t>শক্তিশালী</w:t>
+        <w:t>সবল</w:t>
       </w:r>
       <w:proofErr w:type="spellEnd"/>
       <w:r>
@@ -20567,7 +20585,6 @@
                                 <w:color w:val="1F3864" w:themeColor="accent1" w:themeShade="80"/>
                               </w:rPr>
                             </w:pPr>
-                            <w:proofErr w:type="spellStart"/>
                             <w:r>
                               <w:rPr>
                                 <w:rFonts w:ascii="Kalpurush" w:hAnsi="Kalpurush" w:cs="Kalpurush"/>
@@ -20577,7 +20594,6 @@
                               </w:rPr>
                               <w:t>আয়োডিমিতি</w:t>
                             </w:r>
-                            <w:proofErr w:type="spellEnd"/>
                           </w:p>
                           <w:p>
                             <w:pPr>
@@ -22898,7 +22914,6 @@
                                 <w:rFonts w:ascii="Kalpurush" w:hAnsi="Kalpurush" w:cs="Kalpurush"/>
                               </w:rPr>
                             </w:pPr>
-                            <w:proofErr w:type="spellStart"/>
                             <w:r>
                               <w:rPr>
                                 <w:rFonts w:ascii="Kalpurush" w:hAnsi="Kalpurush" w:cs="Kalpurush"/>
@@ -22907,7 +22922,6 @@
                               </w:rPr>
                               <w:t>আয়োডোমিতি</w:t>
                             </w:r>
-                            <w:proofErr w:type="spellEnd"/>
                             <w:r>
                               <w:rPr>
                                 <w:rFonts w:ascii="Kalpurush" w:hAnsi="Kalpurush" w:cs="Kalpurush"/>
@@ -24274,7 +24288,7 @@
       <w:pPr>
         <w:jc w:val="center"/>
         <w:rPr>
-          <w:rFonts w:ascii="Kalpurush" w:hAnsi="Kalpurush" w:cs="Kalpurush" w:hint="eastAsia"/>
+          <w:rFonts w:ascii="Kalpurush" w:hAnsi="Kalpurush" w:cs="Kalpurush"/>
           <w:iCs/>
           <w:color w:val="1F3864" w:themeColor="accent1" w:themeShade="80"/>
           <w:sz w:val="20"/>
@@ -27658,12 +27672,11 @@
 </file>
 
 <file path=customXml/item1.xml><?xml version="1.0" encoding="utf-8"?>
-<?mso-contentType ?>
-<FormTemplates xmlns="http://schemas.microsoft.com/sharepoint/v3/contenttype/forms">
-  <Display>DocumentLibraryForm</Display>
-  <Edit>DocumentLibraryForm</Edit>
-  <New>DocumentLibraryForm</New>
-</FormTemplates>
+<p:properties xmlns:p="http://schemas.microsoft.com/office/2006/metadata/properties" xmlns:xsi="http://www.w3.org/2001/XMLSchema-instance" xmlns:pc="http://schemas.microsoft.com/office/infopath/2007/PartnerControls">
+  <documentManagement>
+    <_activity xmlns="3e86ccaf-5828-4ebc-86f0-31e0ce57b6eb" xsi:nil="true"/>
+  </documentManagement>
+</p:properties>
 </file>
 
 <file path=customXml/item2.xml><?xml version="1.0" encoding="utf-8"?>
@@ -27900,17 +27913,20 @@
 </file>
 
 <file path=customXml/item3.xml><?xml version="1.0" encoding="utf-8"?>
-<p:properties xmlns:p="http://schemas.microsoft.com/office/2006/metadata/properties" xmlns:xsi="http://www.w3.org/2001/XMLSchema-instance" xmlns:pc="http://schemas.microsoft.com/office/infopath/2007/PartnerControls">
-  <documentManagement>
-    <_activity xmlns="3e86ccaf-5828-4ebc-86f0-31e0ce57b6eb" xsi:nil="true"/>
-  </documentManagement>
-</p:properties>
+<?mso-contentType ?>
+<FormTemplates xmlns="http://schemas.microsoft.com/sharepoint/v3/contenttype/forms">
+  <Display>DocumentLibraryForm</Display>
+  <Edit>DocumentLibraryForm</Edit>
+  <New>DocumentLibraryForm</New>
+</FormTemplates>
 </file>
 
 <file path=customXml/itemProps1.xml><?xml version="1.0" encoding="utf-8"?>
-<ds:datastoreItem xmlns:ds="http://schemas.openxmlformats.org/officeDocument/2006/customXml" ds:itemID="{B5FBEBE8-9870-4AB4-BEC5-3F12260BACC1}">
+<ds:datastoreItem xmlns:ds="http://schemas.openxmlformats.org/officeDocument/2006/customXml" ds:itemID="{29C5CB85-F8A8-4D29-BFBD-4051BBE89467}">
   <ds:schemaRefs>
-    <ds:schemaRef ds:uri="http://schemas.microsoft.com/sharepoint/v3/contenttype/forms"/>
+    <ds:schemaRef ds:uri="http://schemas.microsoft.com/office/2006/metadata/properties"/>
+    <ds:schemaRef ds:uri="http://schemas.microsoft.com/office/infopath/2007/PartnerControls"/>
+    <ds:schemaRef ds:uri="3e86ccaf-5828-4ebc-86f0-31e0ce57b6eb"/>
   </ds:schemaRefs>
 </ds:datastoreItem>
 </file>
@@ -27935,18 +27951,9 @@
 </file>
 
 <file path=customXml/itemProps3.xml><?xml version="1.0" encoding="utf-8"?>
-<ds:datastoreItem xmlns:ds="http://schemas.openxmlformats.org/officeDocument/2006/customXml" ds:itemID="{29C5CB85-F8A8-4D29-BFBD-4051BBE89467}">
+<ds:datastoreItem xmlns:ds="http://schemas.openxmlformats.org/officeDocument/2006/customXml" ds:itemID="{B5FBEBE8-9870-4AB4-BEC5-3F12260BACC1}">
   <ds:schemaRefs>
-    <ds:schemaRef ds:uri="http://purl.org/dc/terms/"/>
-    <ds:schemaRef ds:uri="http://schemas.microsoft.com/office/2006/metadata/properties"/>
-    <ds:schemaRef ds:uri="3e86ccaf-5828-4ebc-86f0-31e0ce57b6eb"/>
-    <ds:schemaRef ds:uri="http://www.w3.org/XML/1998/namespace"/>
-    <ds:schemaRef ds:uri="be238cc9-dbb9-41f5-aa65-81c0f85b0be7"/>
-    <ds:schemaRef ds:uri="http://purl.org/dc/elements/1.1/"/>
-    <ds:schemaRef ds:uri="http://purl.org/dc/dcmitype/"/>
-    <ds:schemaRef ds:uri="http://schemas.microsoft.com/office/infopath/2007/PartnerControls"/>
-    <ds:schemaRef ds:uri="http://schemas.microsoft.com/office/2006/documentManagement/types"/>
-    <ds:schemaRef ds:uri="http://schemas.openxmlformats.org/package/2006/metadata/core-properties"/>
+    <ds:schemaRef ds:uri="http://schemas.microsoft.com/sharepoint/v3/contenttype/forms"/>
   </ds:schemaRefs>
 </ds:datastoreItem>
 </file>